--- a/ex5 光敏电阻基本特性测量/2024382026陈冠宇 ex5 光敏电阻基本特性测量.docx
+++ b/ex5 光敏电阻基本特性测量/2024382026陈冠宇 ex5 光敏电阻基本特性测量.docx
@@ -758,7 +758,25 @@
           <w:sz w:val="28"/>
           <w:u w:val="single"/>
         </w:rPr>
-        <w:t xml:space="preserve">  </w:t>
+        <w:t xml:space="preserve"> </w:t>
+      </w:r>
+      <w:r>
+        <w:rPr>
+          <w:rFonts w:hint="eastAsia"/>
+          <w:b/>
+          <w:sz w:val="28"/>
+          <w:u w:val="single"/>
+          <w:lang w:val="en-US" w:eastAsia="zh-CN"/>
+        </w:rPr>
+        <w:t>5</w:t>
+      </w:r>
+      <w:r>
+        <w:rPr>
+          <w:b/>
+          <w:sz w:val="28"/>
+          <w:u w:val="single"/>
+        </w:rPr>
+        <w:t xml:space="preserve"> </w:t>
       </w:r>
       <w:r>
         <w:rPr>
@@ -773,7 +791,25 @@
           <w:sz w:val="28"/>
           <w:u w:val="single"/>
         </w:rPr>
-        <w:t xml:space="preserve">  </w:t>
+        <w:t xml:space="preserve"> </w:t>
+      </w:r>
+      <w:r>
+        <w:rPr>
+          <w:rFonts w:hint="eastAsia"/>
+          <w:b/>
+          <w:sz w:val="28"/>
+          <w:u w:val="single"/>
+          <w:lang w:val="en-US" w:eastAsia="zh-CN"/>
+        </w:rPr>
+        <w:t>9</w:t>
+      </w:r>
+      <w:r>
+        <w:rPr>
+          <w:b/>
+          <w:sz w:val="28"/>
+          <w:u w:val="single"/>
+        </w:rPr>
+        <w:t xml:space="preserve"> </w:t>
       </w:r>
       <w:r>
         <w:rPr>
@@ -805,7 +841,25 @@
           <w:sz w:val="28"/>
           <w:u w:val="single"/>
         </w:rPr>
-        <w:t xml:space="preserve">               </w:t>
+        <w:t xml:space="preserve">  </w:t>
+      </w:r>
+      <w:r>
+        <w:rPr>
+          <w:rFonts w:hint="eastAsia"/>
+          <w:b/>
+          <w:sz w:val="28"/>
+          <w:u w:val="single"/>
+          <w:lang w:val="en-US" w:eastAsia="zh-CN"/>
+        </w:rPr>
+        <w:t>2026</w:t>
+      </w:r>
+      <w:r>
+        <w:rPr>
+          <w:b/>
+          <w:sz w:val="28"/>
+          <w:u w:val="single"/>
+        </w:rPr>
+        <w:t xml:space="preserve">  </w:t>
       </w:r>
       <w:r>
         <w:rPr>
@@ -820,7 +874,25 @@
           <w:sz w:val="28"/>
           <w:u w:val="single"/>
         </w:rPr>
-        <w:t xml:space="preserve">        </w:t>
+        <w:t xml:space="preserve">    </w:t>
+      </w:r>
+      <w:r>
+        <w:rPr>
+          <w:rFonts w:hint="eastAsia"/>
+          <w:b/>
+          <w:sz w:val="28"/>
+          <w:u w:val="single"/>
+          <w:lang w:val="en-US" w:eastAsia="zh-CN"/>
+        </w:rPr>
+        <w:t>5</w:t>
+      </w:r>
+      <w:r>
+        <w:rPr>
+          <w:b/>
+          <w:sz w:val="28"/>
+          <w:u w:val="single"/>
+        </w:rPr>
+        <w:t xml:space="preserve">    </w:t>
       </w:r>
       <w:r>
         <w:rPr>
@@ -835,7 +907,25 @@
           <w:sz w:val="28"/>
           <w:u w:val="single"/>
         </w:rPr>
-        <w:t xml:space="preserve">        </w:t>
+        <w:t xml:space="preserve">   </w:t>
+      </w:r>
+      <w:r>
+        <w:rPr>
+          <w:rFonts w:hint="eastAsia"/>
+          <w:b/>
+          <w:sz w:val="28"/>
+          <w:u w:val="single"/>
+          <w:lang w:val="en-US" w:eastAsia="zh-CN"/>
+        </w:rPr>
+        <w:t>11</w:t>
+      </w:r>
+      <w:r>
+        <w:rPr>
+          <w:b/>
+          <w:sz w:val="28"/>
+          <w:u w:val="single"/>
+        </w:rPr>
+        <w:t xml:space="preserve">     </w:t>
       </w:r>
       <w:r>
         <w:rPr>
@@ -1460,7 +1550,6 @@
                 <w:lang w:val="en-US" w:eastAsia="zh-CN"/>
               </w:rPr>
             </w:pPr>
-            <w:bookmarkStart w:id="0" w:name="_GoBack"/>
             <w:r>
               <w:rPr>
                 <w:rFonts w:hint="default" w:ascii="宋体" w:hAnsi="宋体" w:cs="宋体"/>
@@ -1470,8 +1559,8 @@
               </w:rPr>
               <w:drawing>
                 <wp:inline distT="0" distB="0" distL="114300" distR="114300">
-                  <wp:extent cx="2527300" cy="1521460"/>
-                  <wp:effectExtent l="0" t="0" r="0" b="2540"/>
+                  <wp:extent cx="2084705" cy="1255395"/>
+                  <wp:effectExtent l="0" t="0" r="10795" b="1905"/>
                   <wp:docPr id="6" name="图片 2"/>
                   <wp:cNvGraphicFramePr>
                     <a:graphicFrameLocks xmlns:a="http://schemas.openxmlformats.org/drawingml/2006/main" noChangeAspect="1"/>
@@ -1494,7 +1583,7 @@
                         <pic:spPr>
                           <a:xfrm>
                             <a:off x="0" y="0"/>
-                            <a:ext cx="2527300" cy="1521460"/>
+                            <a:ext cx="2084705" cy="1255395"/>
                           </a:xfrm>
                           <a:prstGeom prst="rect">
                             <a:avLst/>
@@ -1510,7 +1599,6 @@
                 </wp:inline>
               </w:drawing>
             </w:r>
-            <w:bookmarkEnd w:id="0"/>
           </w:p>
         </w:tc>
       </w:tr>
@@ -1570,242 +1658,71 @@
               <w:spacing w:line="360" w:lineRule="auto"/>
               <w:ind w:firstLine="420"/>
               <w:rPr>
-                <w:rFonts w:hint="eastAsia" w:ascii="宋体" w:hAnsi="宋体" w:eastAsia="宋体"/>
-                <w:szCs w:val="21"/>
-                <w:u w:val="single"/>
-                <w:lang w:eastAsia="zh-CN"/>
-              </w:rPr>
-            </w:pPr>
-            <w:r>
-              <w:rPr>
-                <w:rFonts w:ascii="宋体" w:hAnsi="宋体"/>
-                <w:sz w:val="21"/>
-                <w:szCs w:val="21"/>
-              </w:rPr>
-              <w:t>组号：</w:t>
-            </w:r>
-            <w:r>
-              <w:rPr>
-                <w:rFonts w:ascii="宋体" w:hAnsi="宋体"/>
-                <w:sz w:val="21"/>
-                <w:szCs w:val="21"/>
-                <w:u w:val="single"/>
-              </w:rPr>
-              <w:t xml:space="preserve"> </w:t>
-            </w:r>
-            <w:r>
-              <w:rPr>
-                <w:rFonts w:hint="default" w:ascii="宋体" w:hAnsi="宋体"/>
-                <w:sz w:val="21"/>
-                <w:szCs w:val="21"/>
-                <w:u w:val="single"/>
-              </w:rPr>
-              <w:t>20</w:t>
-            </w:r>
-            <w:r>
-              <w:rPr>
-                <w:rFonts w:ascii="宋体" w:hAnsi="宋体"/>
-                <w:sz w:val="21"/>
-                <w:szCs w:val="21"/>
-                <w:u w:val="single"/>
-              </w:rPr>
-              <w:t xml:space="preserve"> </w:t>
-            </w:r>
-            <w:r>
-              <w:rPr>
-                <w:rFonts w:ascii="宋体" w:hAnsi="宋体"/>
-                <w:sz w:val="21"/>
-                <w:szCs w:val="21"/>
-              </w:rPr>
-              <w:t xml:space="preserve"> ；姓名</w:t>
-            </w:r>
-            <w:r>
-              <w:rPr>
-                <w:rFonts w:hint="default" w:ascii="宋体" w:hAnsi="宋体"/>
-                <w:sz w:val="21"/>
-                <w:szCs w:val="21"/>
-              </w:rPr>
-              <w:t xml:space="preserve"> </w:t>
-            </w:r>
-            <w:r>
-              <w:rPr>
-                <w:rFonts w:hint="eastAsia" w:ascii="宋体" w:hAnsi="宋体"/>
-                <w:sz w:val="21"/>
-                <w:szCs w:val="21"/>
-                <w:lang w:eastAsia="zh-CN"/>
-              </w:rPr>
-              <w:t>陈冠宇</w:t>
-            </w:r>
-          </w:p>
-          <w:p>
-            <w:pPr>
-              <w:spacing w:line="360" w:lineRule="auto"/>
-              <w:rPr>
                 <w:rFonts w:eastAsia="黑体"/>
                 <w:sz w:val="24"/>
                 <w:szCs w:val="24"/>
               </w:rPr>
             </w:pPr>
-          </w:p>
-          <w:p>
-            <w:pPr>
-              <w:spacing w:line="360" w:lineRule="auto"/>
-              <w:rPr>
-                <w:rFonts w:eastAsia="黑体"/>
-                <w:sz w:val="22"/>
-                <w:szCs w:val="22"/>
-              </w:rPr>
-            </w:pPr>
-          </w:p>
-          <w:p>
-            <w:pPr>
-              <w:spacing w:line="360" w:lineRule="auto"/>
-              <w:rPr>
-                <w:rFonts w:eastAsia="黑体"/>
-                <w:sz w:val="22"/>
-                <w:szCs w:val="22"/>
-              </w:rPr>
-            </w:pPr>
-          </w:p>
-          <w:p>
-            <w:pPr>
-              <w:spacing w:line="360" w:lineRule="auto"/>
-              <w:rPr>
-                <w:rFonts w:eastAsia="黑体"/>
-                <w:sz w:val="22"/>
-                <w:szCs w:val="22"/>
-              </w:rPr>
-            </w:pPr>
-          </w:p>
-          <w:p>
-            <w:pPr>
-              <w:spacing w:line="360" w:lineRule="auto"/>
-              <w:rPr>
-                <w:rFonts w:eastAsia="黑体"/>
-                <w:sz w:val="22"/>
-                <w:szCs w:val="22"/>
-              </w:rPr>
-            </w:pPr>
-          </w:p>
-          <w:p>
-            <w:pPr>
-              <w:spacing w:line="360" w:lineRule="auto"/>
-              <w:rPr>
-                <w:rFonts w:eastAsia="黑体"/>
-                <w:sz w:val="22"/>
-                <w:szCs w:val="22"/>
-              </w:rPr>
-            </w:pPr>
-          </w:p>
-          <w:p>
-            <w:pPr>
-              <w:spacing w:line="360" w:lineRule="auto"/>
-              <w:rPr>
-                <w:rFonts w:eastAsia="黑体"/>
-                <w:sz w:val="22"/>
-                <w:szCs w:val="22"/>
-              </w:rPr>
-            </w:pPr>
-          </w:p>
-          <w:p>
-            <w:pPr>
-              <w:spacing w:line="360" w:lineRule="auto"/>
-              <w:rPr>
-                <w:rFonts w:eastAsia="黑体"/>
-                <w:sz w:val="22"/>
-                <w:szCs w:val="22"/>
-              </w:rPr>
-            </w:pPr>
-          </w:p>
-          <w:p>
-            <w:pPr>
-              <w:spacing w:line="360" w:lineRule="auto"/>
-              <w:rPr>
-                <w:rFonts w:eastAsia="黑体"/>
-                <w:sz w:val="22"/>
-                <w:szCs w:val="22"/>
-              </w:rPr>
-            </w:pPr>
-          </w:p>
-          <w:p>
-            <w:pPr>
-              <w:spacing w:line="360" w:lineRule="auto"/>
-              <w:rPr>
-                <w:rFonts w:eastAsia="黑体"/>
-                <w:sz w:val="22"/>
-                <w:szCs w:val="22"/>
-              </w:rPr>
-            </w:pPr>
-          </w:p>
-          <w:p>
-            <w:pPr>
-              <w:spacing w:line="360" w:lineRule="auto"/>
-              <w:rPr>
-                <w:rFonts w:eastAsia="黑体"/>
-                <w:sz w:val="22"/>
-                <w:szCs w:val="22"/>
-              </w:rPr>
-            </w:pPr>
-          </w:p>
-          <w:p>
-            <w:pPr>
-              <w:spacing w:line="360" w:lineRule="auto"/>
-              <w:rPr>
-                <w:rFonts w:eastAsia="黑体"/>
-                <w:sz w:val="22"/>
-                <w:szCs w:val="22"/>
-              </w:rPr>
-            </w:pPr>
-          </w:p>
-          <w:p>
-            <w:pPr>
-              <w:spacing w:line="360" w:lineRule="auto"/>
-              <w:rPr>
-                <w:rFonts w:eastAsia="黑体"/>
-                <w:sz w:val="22"/>
-                <w:szCs w:val="22"/>
-              </w:rPr>
-            </w:pPr>
-          </w:p>
-          <w:p>
-            <w:pPr>
-              <w:spacing w:line="360" w:lineRule="auto"/>
-              <w:rPr>
-                <w:rFonts w:eastAsia="黑体"/>
-                <w:sz w:val="22"/>
-                <w:szCs w:val="22"/>
-              </w:rPr>
-            </w:pPr>
-          </w:p>
-          <w:p>
-            <w:pPr>
-              <w:spacing w:line="360" w:lineRule="auto"/>
-              <w:rPr>
-                <w:rFonts w:eastAsia="黑体"/>
-                <w:sz w:val="22"/>
-                <w:szCs w:val="22"/>
-              </w:rPr>
-            </w:pPr>
-          </w:p>
-          <w:p>
-            <w:pPr>
-              <w:spacing w:line="360" w:lineRule="auto"/>
-              <w:rPr>
-                <w:rFonts w:eastAsia="黑体"/>
-                <w:sz w:val="22"/>
-                <w:szCs w:val="22"/>
-              </w:rPr>
-            </w:pPr>
-          </w:p>
-          <w:p>
-            <w:pPr>
-              <w:spacing w:line="360" w:lineRule="auto"/>
-              <w:rPr>
-                <w:rFonts w:eastAsia="黑体"/>
-                <w:sz w:val="22"/>
-                <w:szCs w:val="22"/>
-              </w:rPr>
-            </w:pPr>
+            <w:r>
+              <w:rPr>
+                <w:rFonts w:ascii="宋体" w:hAnsi="宋体"/>
+                <w:sz w:val="21"/>
+                <w:szCs w:val="21"/>
+              </w:rPr>
+              <w:t>组号：</w:t>
+            </w:r>
+            <w:r>
+              <w:rPr>
+                <w:rFonts w:ascii="宋体" w:hAnsi="宋体"/>
+                <w:sz w:val="21"/>
+                <w:szCs w:val="21"/>
+                <w:u w:val="single"/>
+              </w:rPr>
+              <w:t xml:space="preserve"> </w:t>
+            </w:r>
+            <w:r>
+              <w:rPr>
+                <w:rFonts w:hint="default" w:ascii="宋体" w:hAnsi="宋体"/>
+                <w:sz w:val="21"/>
+                <w:szCs w:val="21"/>
+                <w:u w:val="single"/>
+              </w:rPr>
+              <w:t>20</w:t>
+            </w:r>
+            <w:r>
+              <w:rPr>
+                <w:rFonts w:ascii="宋体" w:hAnsi="宋体"/>
+                <w:sz w:val="21"/>
+                <w:szCs w:val="21"/>
+                <w:u w:val="single"/>
+              </w:rPr>
+              <w:t xml:space="preserve"> </w:t>
+            </w:r>
+            <w:r>
+              <w:rPr>
+                <w:rFonts w:ascii="宋体" w:hAnsi="宋体"/>
+                <w:sz w:val="21"/>
+                <w:szCs w:val="21"/>
+              </w:rPr>
+              <w:t xml:space="preserve"> ；姓名</w:t>
+            </w:r>
+            <w:r>
+              <w:rPr>
+                <w:rFonts w:hint="default" w:ascii="宋体" w:hAnsi="宋体"/>
+                <w:sz w:val="21"/>
+                <w:szCs w:val="21"/>
+              </w:rPr>
+              <w:t xml:space="preserve"> </w:t>
+            </w:r>
+            <w:r>
+              <w:rPr>
+                <w:rFonts w:hint="eastAsia" w:ascii="宋体" w:hAnsi="宋体"/>
+                <w:sz w:val="21"/>
+                <w:szCs w:val="21"/>
+                <w:lang w:eastAsia="zh-CN"/>
+              </w:rPr>
+              <w:t>陈冠宇</w:t>
+            </w:r>
           </w:p>
           <w:p>
             <w:pPr>
@@ -1815,6 +1732,51 @@
                 <w:sz w:val="24"/>
               </w:rPr>
             </w:pPr>
+            <w:r>
+              <w:rPr>
+                <w:rFonts w:hint="eastAsia" w:eastAsia="黑体"/>
+                <w:sz w:val="24"/>
+                <w:szCs w:val="24"/>
+                <w:lang w:eastAsia="zh-CN"/>
+              </w:rPr>
+              <w:drawing>
+                <wp:inline distT="0" distB="0" distL="114300" distR="114300">
+                  <wp:extent cx="1986280" cy="1490345"/>
+                  <wp:effectExtent l="0" t="0" r="7620" b="8255"/>
+                  <wp:docPr id="7" name="图片 7" descr="e8e9ac3a6d31ab418ed488545703e628"/>
+                  <wp:cNvGraphicFramePr>
+                    <a:graphicFrameLocks xmlns:a="http://schemas.openxmlformats.org/drawingml/2006/main" noChangeAspect="1"/>
+                  </wp:cNvGraphicFramePr>
+                  <a:graphic xmlns:a="http://schemas.openxmlformats.org/drawingml/2006/main">
+                    <a:graphicData uri="http://schemas.openxmlformats.org/drawingml/2006/picture">
+                      <pic:pic xmlns:pic="http://schemas.openxmlformats.org/drawingml/2006/picture">
+                        <pic:nvPicPr>
+                          <pic:cNvPr id="7" name="图片 7" descr="e8e9ac3a6d31ab418ed488545703e628"/>
+                          <pic:cNvPicPr>
+                            <a:picLocks noChangeAspect="1"/>
+                          </pic:cNvPicPr>
+                        </pic:nvPicPr>
+                        <pic:blipFill>
+                          <a:blip r:embed="rId10"/>
+                          <a:stretch>
+                            <a:fillRect/>
+                          </a:stretch>
+                        </pic:blipFill>
+                        <pic:spPr>
+                          <a:xfrm>
+                            <a:off x="0" y="0"/>
+                            <a:ext cx="1986280" cy="1490345"/>
+                          </a:xfrm>
+                          <a:prstGeom prst="rect">
+                            <a:avLst/>
+                          </a:prstGeom>
+                        </pic:spPr>
+                      </pic:pic>
+                    </a:graphicData>
+                  </a:graphic>
+                </wp:inline>
+              </w:drawing>
+            </w:r>
           </w:p>
         </w:tc>
       </w:tr>
@@ -1868,16 +1830,54 @@
                 <w:szCs w:val="22"/>
               </w:rPr>
             </w:pPr>
-          </w:p>
-          <w:p>
-            <w:pPr>
-              <w:spacing w:line="360" w:lineRule="auto"/>
+            <w:r>
               <w:rPr>
                 <w:rFonts w:eastAsia="黑体"/>
                 <w:sz w:val="22"/>
                 <w:szCs w:val="22"/>
               </w:rPr>
-            </w:pPr>
+              <w:drawing>
+                <wp:inline distT="0" distB="0" distL="114300" distR="114300">
+                  <wp:extent cx="3789045" cy="3094990"/>
+                  <wp:effectExtent l="0" t="0" r="8255" b="3810"/>
+                  <wp:docPr id="8" name="图片 1"/>
+                  <wp:cNvGraphicFramePr>
+                    <a:graphicFrameLocks xmlns:a="http://schemas.openxmlformats.org/drawingml/2006/main" noChangeAspect="1"/>
+                  </wp:cNvGraphicFramePr>
+                  <a:graphic xmlns:a="http://schemas.openxmlformats.org/drawingml/2006/main">
+                    <a:graphicData uri="http://schemas.openxmlformats.org/drawingml/2006/picture">
+                      <pic:pic xmlns:pic="http://schemas.openxmlformats.org/drawingml/2006/picture">
+                        <pic:nvPicPr>
+                          <pic:cNvPr id="8" name="图片 1"/>
+                          <pic:cNvPicPr>
+                            <a:picLocks noChangeAspect="1"/>
+                          </pic:cNvPicPr>
+                        </pic:nvPicPr>
+                        <pic:blipFill>
+                          <a:blip r:embed="rId11"/>
+                          <a:stretch>
+                            <a:fillRect/>
+                          </a:stretch>
+                        </pic:blipFill>
+                        <pic:spPr>
+                          <a:xfrm>
+                            <a:off x="0" y="0"/>
+                            <a:ext cx="3789045" cy="3094990"/>
+                          </a:xfrm>
+                          <a:prstGeom prst="rect">
+                            <a:avLst/>
+                          </a:prstGeom>
+                          <a:noFill/>
+                          <a:ln>
+                            <a:noFill/>
+                          </a:ln>
+                        </pic:spPr>
+                      </pic:pic>
+                    </a:graphicData>
+                  </a:graphic>
+                </wp:inline>
+              </w:drawing>
+            </w:r>
           </w:p>
           <w:p>
             <w:pPr>
@@ -1898,56 +1898,54 @@
                 <w:szCs w:val="22"/>
               </w:rPr>
             </w:pPr>
-          </w:p>
-          <w:p>
-            <w:pPr>
-              <w:spacing w:line="360" w:lineRule="auto"/>
+            <w:r>
               <w:rPr>
                 <w:rFonts w:eastAsia="黑体"/>
                 <w:sz w:val="22"/>
                 <w:szCs w:val="22"/>
               </w:rPr>
-            </w:pPr>
-          </w:p>
-          <w:p>
-            <w:pPr>
-              <w:spacing w:line="360" w:lineRule="auto"/>
-              <w:rPr>
-                <w:rFonts w:eastAsia="黑体"/>
-                <w:sz w:val="22"/>
-                <w:szCs w:val="22"/>
-              </w:rPr>
-            </w:pPr>
-          </w:p>
-          <w:p>
-            <w:pPr>
-              <w:spacing w:line="360" w:lineRule="auto"/>
-              <w:rPr>
-                <w:rFonts w:eastAsia="黑体"/>
-                <w:sz w:val="22"/>
-                <w:szCs w:val="22"/>
-              </w:rPr>
-            </w:pPr>
-          </w:p>
-          <w:p>
-            <w:pPr>
-              <w:spacing w:line="360" w:lineRule="auto"/>
-              <w:rPr>
-                <w:rFonts w:eastAsia="黑体"/>
-                <w:sz w:val="22"/>
-                <w:szCs w:val="22"/>
-              </w:rPr>
-            </w:pPr>
-          </w:p>
-          <w:p>
-            <w:pPr>
-              <w:spacing w:line="360" w:lineRule="auto"/>
-              <w:rPr>
-                <w:rFonts w:eastAsia="黑体"/>
-                <w:sz w:val="22"/>
-                <w:szCs w:val="22"/>
-              </w:rPr>
-            </w:pPr>
+              <w:drawing>
+                <wp:inline distT="0" distB="0" distL="114300" distR="114300">
+                  <wp:extent cx="4265930" cy="3561080"/>
+                  <wp:effectExtent l="0" t="0" r="1270" b="7620"/>
+                  <wp:docPr id="9" name="图片 2"/>
+                  <wp:cNvGraphicFramePr>
+                    <a:graphicFrameLocks xmlns:a="http://schemas.openxmlformats.org/drawingml/2006/main" noChangeAspect="1"/>
+                  </wp:cNvGraphicFramePr>
+                  <a:graphic xmlns:a="http://schemas.openxmlformats.org/drawingml/2006/main">
+                    <a:graphicData uri="http://schemas.openxmlformats.org/drawingml/2006/picture">
+                      <pic:pic xmlns:pic="http://schemas.openxmlformats.org/drawingml/2006/picture">
+                        <pic:nvPicPr>
+                          <pic:cNvPr id="9" name="图片 2"/>
+                          <pic:cNvPicPr>
+                            <a:picLocks noChangeAspect="1"/>
+                          </pic:cNvPicPr>
+                        </pic:nvPicPr>
+                        <pic:blipFill>
+                          <a:blip r:embed="rId12"/>
+                          <a:stretch>
+                            <a:fillRect/>
+                          </a:stretch>
+                        </pic:blipFill>
+                        <pic:spPr>
+                          <a:xfrm>
+                            <a:off x="0" y="0"/>
+                            <a:ext cx="4265930" cy="3561080"/>
+                          </a:xfrm>
+                          <a:prstGeom prst="rect">
+                            <a:avLst/>
+                          </a:prstGeom>
+                          <a:noFill/>
+                          <a:ln>
+                            <a:noFill/>
+                          </a:ln>
+                        </pic:spPr>
+                      </pic:pic>
+                    </a:graphicData>
+                  </a:graphic>
+                </wp:inline>
+              </w:drawing>
+            </w:r>
           </w:p>
           <w:p>
             <w:pPr>
@@ -2054,162 +2052,50 @@
           <w:p>
             <w:pPr>
               <w:rPr>
+                <w:rFonts w:hint="eastAsia" w:ascii="宋体" w:hAnsi="宋体" w:eastAsia="宋体" w:cs="宋体"/>
+                <w:bCs/>
+                <w:sz w:val="22"/>
+                <w:szCs w:val="22"/>
+              </w:rPr>
+            </w:pPr>
+            <w:r>
+              <w:rPr>
+                <w:rFonts w:hint="eastAsia" w:ascii="宋体" w:hAnsi="宋体" w:eastAsia="宋体" w:cs="宋体"/>
+                <w:bCs/>
+                <w:sz w:val="22"/>
+                <w:szCs w:val="22"/>
+              </w:rPr>
+              <w:t>由伏安特性曲线可见，数据点呈现良好的线性分布。经最小二乘法线性拟合，得到电流与电压的关系式为 I = 0.266V + 0.001（近似值），线性相关系数接近1。这表明，在入射光照不变时，流过光敏电阻的电流与两端电压成正比。由此验证了光敏电阻在恒定光照下遵循欧姆定律，呈现为一个纯电阻特性，其伏安特性为一条过原点的直线。</w:t>
+            </w:r>
+          </w:p>
+          <w:p>
+            <w:pPr>
+              <w:rPr>
+                <w:rFonts w:hint="eastAsia" w:ascii="宋体" w:hAnsi="宋体" w:eastAsia="宋体" w:cs="宋体"/>
+                <w:bCs/>
+                <w:sz w:val="22"/>
+                <w:szCs w:val="22"/>
+              </w:rPr>
+            </w:pPr>
+          </w:p>
+          <w:p>
+            <w:pPr>
+              <w:rPr>
                 <w:rFonts w:ascii="黑体" w:hAnsi="黑体" w:eastAsia="黑体"/>
                 <w:bCs/>
                 <w:sz w:val="22"/>
                 <w:szCs w:val="22"/>
               </w:rPr>
             </w:pPr>
-          </w:p>
-          <w:p>
-            <w:pPr>
-              <w:rPr>
-                <w:rFonts w:ascii="黑体" w:hAnsi="黑体" w:eastAsia="黑体"/>
+            <w:r>
+              <w:rPr>
+                <w:rFonts w:hint="eastAsia" w:ascii="宋体" w:hAnsi="宋体" w:eastAsia="宋体" w:cs="宋体"/>
                 <w:bCs/>
                 <w:sz w:val="22"/>
                 <w:szCs w:val="22"/>
               </w:rPr>
-            </w:pPr>
-          </w:p>
-          <w:p>
-            <w:pPr>
-              <w:rPr>
-                <w:rFonts w:ascii="黑体" w:hAnsi="黑体" w:eastAsia="黑体"/>
-                <w:bCs/>
-                <w:sz w:val="22"/>
-                <w:szCs w:val="22"/>
-              </w:rPr>
-            </w:pPr>
-          </w:p>
-          <w:p>
-            <w:pPr>
-              <w:rPr>
-                <w:rFonts w:ascii="黑体" w:hAnsi="黑体" w:eastAsia="黑体"/>
-                <w:bCs/>
-                <w:sz w:val="22"/>
-                <w:szCs w:val="22"/>
-              </w:rPr>
-            </w:pPr>
-          </w:p>
-          <w:p>
-            <w:pPr>
-              <w:rPr>
-                <w:rFonts w:ascii="黑体" w:hAnsi="黑体" w:eastAsia="黑体"/>
-                <w:bCs/>
-                <w:sz w:val="22"/>
-                <w:szCs w:val="22"/>
-              </w:rPr>
-            </w:pPr>
-          </w:p>
-          <w:p>
-            <w:pPr>
-              <w:rPr>
-                <w:rFonts w:ascii="黑体" w:hAnsi="黑体" w:eastAsia="黑体"/>
-                <w:bCs/>
-                <w:sz w:val="22"/>
-                <w:szCs w:val="22"/>
-              </w:rPr>
-            </w:pPr>
-          </w:p>
-          <w:p>
-            <w:pPr>
-              <w:rPr>
-                <w:rFonts w:ascii="黑体" w:hAnsi="黑体" w:eastAsia="黑体"/>
-                <w:bCs/>
-                <w:sz w:val="22"/>
-                <w:szCs w:val="22"/>
-              </w:rPr>
-            </w:pPr>
-          </w:p>
-          <w:p>
-            <w:pPr>
-              <w:rPr>
-                <w:rFonts w:ascii="黑体" w:hAnsi="黑体" w:eastAsia="黑体"/>
-                <w:bCs/>
-                <w:sz w:val="22"/>
-                <w:szCs w:val="22"/>
-              </w:rPr>
-            </w:pPr>
-          </w:p>
-          <w:p>
-            <w:pPr>
-              <w:rPr>
-                <w:rFonts w:ascii="黑体" w:hAnsi="黑体" w:eastAsia="黑体"/>
-                <w:bCs/>
-                <w:sz w:val="22"/>
-                <w:szCs w:val="22"/>
-              </w:rPr>
-            </w:pPr>
-          </w:p>
-          <w:p>
-            <w:pPr>
-              <w:rPr>
-                <w:rFonts w:ascii="黑体" w:hAnsi="黑体" w:eastAsia="黑体"/>
-                <w:bCs/>
-                <w:sz w:val="22"/>
-                <w:szCs w:val="22"/>
-              </w:rPr>
-            </w:pPr>
-          </w:p>
-          <w:p>
-            <w:pPr>
-              <w:rPr>
-                <w:rFonts w:ascii="黑体" w:hAnsi="黑体" w:eastAsia="黑体"/>
-                <w:bCs/>
-                <w:sz w:val="22"/>
-                <w:szCs w:val="22"/>
-              </w:rPr>
-            </w:pPr>
-          </w:p>
-          <w:p>
-            <w:pPr>
-              <w:rPr>
-                <w:rFonts w:ascii="黑体" w:hAnsi="黑体" w:eastAsia="黑体"/>
-                <w:bCs/>
-                <w:sz w:val="22"/>
-                <w:szCs w:val="22"/>
-              </w:rPr>
-            </w:pPr>
-          </w:p>
-          <w:p>
-            <w:pPr>
-              <w:rPr>
-                <w:rFonts w:ascii="黑体" w:hAnsi="黑体" w:eastAsia="黑体"/>
-                <w:bCs/>
-                <w:sz w:val="22"/>
-                <w:szCs w:val="22"/>
-              </w:rPr>
-            </w:pPr>
-          </w:p>
-          <w:p>
-            <w:pPr>
-              <w:rPr>
-                <w:rFonts w:ascii="黑体" w:hAnsi="黑体" w:eastAsia="黑体"/>
-                <w:bCs/>
-                <w:sz w:val="22"/>
-                <w:szCs w:val="22"/>
-              </w:rPr>
-            </w:pPr>
-          </w:p>
-          <w:p>
-            <w:pPr>
-              <w:rPr>
-                <w:rFonts w:ascii="黑体" w:hAnsi="黑体" w:eastAsia="黑体"/>
-                <w:bCs/>
-                <w:sz w:val="22"/>
-                <w:szCs w:val="22"/>
-              </w:rPr>
-            </w:pPr>
-          </w:p>
-          <w:p>
-            <w:pPr>
-              <w:rPr>
-                <w:rFonts w:ascii="黑体" w:hAnsi="黑体" w:eastAsia="黑体"/>
-                <w:bCs/>
-                <w:sz w:val="22"/>
-                <w:szCs w:val="22"/>
-              </w:rPr>
-            </w:pPr>
+              <w:t>由光照特性曲线可见，光电流随偏振角度的增大而呈现出明显的非线性下降趋势。当偏振角度为0°时（两偏振片透光轴平行），透射光强最大，光电流达到最大值1.37 mA；随着角度增加，透射光强减弱，光电流也随之减小；当角度接近90°时（两偏振片透光轴正交），光电流降至最小值0.16 mA，接近零值。曲线的变化规律符合马吕斯定律所预测的光强变化趋势，验证了光敏电阻的输出电流与入射光强之间具有特定的响应关系。</w:t>
+            </w:r>
           </w:p>
           <w:p>
             <w:pPr>
@@ -2252,7 +2138,7 @@
           </w:tblCellMar>
         </w:tblPrEx>
         <w:trPr>
-          <w:trHeight w:val="2183" w:hRule="atLeast"/>
+          <w:trHeight w:val="5283" w:hRule="atLeast"/>
         </w:trPr>
         <w:tc>
           <w:tcPr>
@@ -2297,52 +2183,88 @@
           </w:p>
           <w:p>
             <w:pPr>
-              <w:rPr>
-                <w:szCs w:val="21"/>
-              </w:rPr>
-            </w:pPr>
-          </w:p>
-          <w:p>
-            <w:pPr>
-              <w:rPr>
-                <w:szCs w:val="21"/>
-              </w:rPr>
-            </w:pPr>
-          </w:p>
-          <w:p>
-            <w:pPr>
-              <w:rPr>
-                <w:szCs w:val="21"/>
-              </w:rPr>
-            </w:pPr>
-          </w:p>
-          <w:p>
-            <w:pPr>
-              <w:rPr>
-                <w:szCs w:val="21"/>
-              </w:rPr>
-            </w:pPr>
-          </w:p>
-          <w:p>
-            <w:pPr>
-              <w:rPr>
-                <w:szCs w:val="21"/>
-              </w:rPr>
-            </w:pPr>
-          </w:p>
-          <w:p>
-            <w:pPr>
-              <w:rPr>
-                <w:szCs w:val="21"/>
-              </w:rPr>
-            </w:pPr>
-          </w:p>
-          <w:p>
-            <w:pPr>
-              <w:rPr>
-                <w:szCs w:val="21"/>
-              </w:rPr>
-            </w:pPr>
+              <w:ind w:firstLine="420" w:firstLineChars="200"/>
+              <w:rPr>
+                <w:szCs w:val="21"/>
+              </w:rPr>
+            </w:pPr>
+            <w:r>
+              <w:rPr>
+                <w:rFonts w:hint="default"/>
+                <w:szCs w:val="21"/>
+              </w:rPr>
+              <w:t>通过本实验对光敏电阻的光电特性进行了初步探究，可以得出以下核心结论：</w:t>
+            </w:r>
+          </w:p>
+          <w:p>
+            <w:pPr>
+              <w:ind w:firstLine="420" w:firstLineChars="200"/>
+              <w:rPr>
+                <w:szCs w:val="21"/>
+              </w:rPr>
+            </w:pPr>
+            <w:r>
+              <w:rPr>
+                <w:rFonts w:hint="default"/>
+                <w:szCs w:val="21"/>
+              </w:rPr>
+              <w:t>线性光电导效应：在恒定光照下，光敏电阻表现出良好的欧姆接触特性，其伏安特性呈线性，电阻值随电压变化保持恒定。这说明光生载流子的产生率在恒定光照下是稳定的，器件的体电阻不随电场强度的改变而明显变化。</w:t>
+            </w:r>
+          </w:p>
+          <w:p>
+            <w:pPr>
+              <w:ind w:firstLine="420" w:firstLineChars="200"/>
+              <w:rPr>
+                <w:szCs w:val="21"/>
+              </w:rPr>
+            </w:pPr>
+            <w:r>
+              <w:rPr>
+                <w:rFonts w:hint="default"/>
+                <w:szCs w:val="21"/>
+              </w:rPr>
+              <w:t>光照灵敏度与非线性：光敏电阻的输出电流（即光电流）强烈依赖于入射光强。实验通过旋转偏振片来连续调节光照强度，观察到光电流随之有规律地变化。这一特性使其能够作为光电探测器使用，实现光强检测与控制。</w:t>
+            </w:r>
+          </w:p>
+          <w:p>
+            <w:pPr>
+              <w:ind w:firstLine="420" w:firstLineChars="200"/>
+              <w:rPr>
+                <w:szCs w:val="21"/>
+              </w:rPr>
+            </w:pPr>
+            <w:r>
+              <w:rPr>
+                <w:rFonts w:hint="default"/>
+                <w:szCs w:val="21"/>
+              </w:rPr>
+              <w:t>误差与局限性分析：实验中光电流在90°时并未完全归零（残存0.16 mA），可能来源于环境杂散光干扰、暗电流的存在，或者偏振片并非理想正交，存在一定的漏光现象。这提醒我们在精密光学测量中必须采取良好的遮光措施并进行必要的数据修正。</w:t>
+            </w:r>
+          </w:p>
+          <w:p>
+            <w:pPr>
+              <w:ind w:firstLine="420" w:firstLineChars="200"/>
+              <w:rPr>
+                <w:rFonts w:hint="default"/>
+                <w:szCs w:val="21"/>
+              </w:rPr>
+            </w:pPr>
+            <w:r>
+              <w:rPr>
+                <w:rFonts w:hint="default"/>
+                <w:szCs w:val="21"/>
+              </w:rPr>
+              <w:t>总体而言，本实验成功测绘了光敏电阻的伏安特性和光照特性曲线，加深了对光电导效应、欧姆定律以及马吕斯定律的理解，也掌握了利用偏振光调制法研究器件光照特性的基本实验方法。</w:t>
+            </w:r>
+          </w:p>
+          <w:p>
+            <w:pPr>
+              <w:rPr>
+                <w:szCs w:val="21"/>
+              </w:rPr>
+            </w:pPr>
+            <w:bookmarkStart w:id="0" w:name="_GoBack"/>
+            <w:bookmarkEnd w:id="0"/>
           </w:p>
           <w:p>
             <w:pPr>
@@ -3561,7 +3483,7 @@
     <w:lsdException w:unhideWhenUsed="0" w:uiPriority="0" w:semiHidden="0" w:name="Signature"/>
     <w:lsdException w:qFormat="1" w:uiPriority="1" w:name="Default Paragraph Font"/>
     <w:lsdException w:unhideWhenUsed="0" w:uiPriority="0" w:semiHidden="0" w:name="Body Text"/>
-    <w:lsdException w:unhideWhenUsed="0" w:uiPriority="0" w:semiHidden="0" w:name="Body Text Indent"/>
+    <w:lsdException w:qFormat="1" w:unhideWhenUsed="0" w:uiPriority="0" w:semiHidden="0" w:name="Body Text Indent"/>
     <w:lsdException w:unhideWhenUsed="0" w:uiPriority="0" w:semiHidden="0" w:name="List Continue"/>
     <w:lsdException w:unhideWhenUsed="0" w:uiPriority="0" w:semiHidden="0" w:name="List Continue 2"/>
     <w:lsdException w:unhideWhenUsed="0" w:uiPriority="0" w:semiHidden="0" w:name="List Continue 3"/>
@@ -3597,7 +3519,7 @@
     <w:lsdException w:unhideWhenUsed="0" w:uiPriority="0" w:semiHidden="0" w:name="HTML Sample"/>
     <w:lsdException w:unhideWhenUsed="0" w:uiPriority="0" w:semiHidden="0" w:name="HTML Typewriter"/>
     <w:lsdException w:unhideWhenUsed="0" w:uiPriority="0" w:semiHidden="0" w:name="HTML Variable"/>
-    <w:lsdException w:uiPriority="99" w:name="Normal Table"/>
+    <w:lsdException w:qFormat="1" w:uiPriority="99" w:name="Normal Table"/>
     <w:lsdException w:uiPriority="0" w:name="annotation subject"/>
     <w:lsdException w:uiPriority="0" w:name="Table Simple 1"/>
     <w:lsdException w:uiPriority="0" w:name="Table Simple 2"/>
@@ -3776,6 +3698,7 @@
     <w:name w:val="Normal Table"/>
     <w:semiHidden/>
     <w:unhideWhenUsed/>
+    <w:qFormat/>
     <w:uiPriority w:val="99"/>
     <w:tblPr>
       <w:tblCellMar>
@@ -3814,6 +3737,7 @@
   <w:style w:type="paragraph" w:styleId="4">
     <w:name w:val="Body Text Indent"/>
     <w:basedOn w:val="1"/>
+    <w:qFormat/>
     <w:uiPriority w:val="0"/>
     <w:pPr>
       <w:spacing w:line="400" w:lineRule="exact"/>
